--- a/chronify/templates/Invoice_Template_TOKENS.docx
+++ b/chronify/templates/Invoice_Template_TOKENS.docx
@@ -1967,4 +1967,19 @@
   </a:objectDefaults>
   <a:extraClrSchemeLst/>
 </a:theme>
+</file>
+
+<file path=customXML/item1.xml><?xml version="1.0" encoding="utf-8"?>
+<go:gDocsCustomXmlDataStorage xmlns:go="http://customooxmlschemas.google.com/" xmlns:r="http://schemas.openxmlformats.org/officeDocument/2006/relationships" uri="GoogleDocsCustomDataVersion2">
+  <go:docsCustomData xmlns:go="http://customooxmlschemas.google.com/" roundtripDataSignature="AMtx7mgqqrNDfV15r3njVPgoXeMVEKtO7Q==">CgMxLjA4AHIhMU1jV1A2NHgzdC1jNmlZZmhpQzBwNWZPZ2NocXNaZ3R3</go:docsCustomData>
+</go:gDocsCustomXmlDataStorage>
+</file>
+
+<file path=customXML/itemProps1.xml><?xml version="1.0" encoding="utf-8"?>
+<ds:datastoreItem xmlns:ds="http://schemas.openxmlformats.org/officeDocument/2006/customXml" ds:itemID="{11111111-1234-1234-1234-123412341234}">
+  <ds:schemaRefs>
+    <ds:schemaRef ds:uri="http://schemas.openxmlformats.org/officeDocument/2006/relationships"/>
+    <ds:schemaRef ds:uri="http://customooxmlschemas.google.com/"/>
+  </ds:schemaRefs>
+</ds:datastoreItem>
 </file>